--- a/Word/Дубровский_07_.docx
+++ b/Word/Дубровский_07_.docx
@@ -1676,6 +1676,12 @@
             <w:insideH w:val="single" w:color="auto" w:sz="4" w:space="0"/>
             <w:insideV w:val="single" w:color="auto" w:sz="4" w:space="0"/>
           </w:tblBorders>
+          <w:tblCellMar>
+            <w:top w:w="0" w:type="dxa"/>
+            <w:left w:w="108" w:type="dxa"/>
+            <w:bottom w:w="0" w:type="dxa"/>
+            <w:right w:w="108" w:type="dxa"/>
+          </w:tblCellMar>
         </w:tblPrEx>
         <w:trPr>
           <w:trHeight w:val="319" w:hRule="atLeast"/>
@@ -1827,7 +1833,7 @@
                     </pic:cNvPicPr>
                   </pic:nvPicPr>
                   <pic:blipFill>
-                    <a:blip r:embed="rId10"/>
+                    <a:blip r:embed="rId11"/>
                     <a:stretch>
                       <a:fillRect/>
                     </a:stretch>
@@ -1862,8 +1868,6 @@
           <w:szCs w:val="28"/>
         </w:rPr>
       </w:pPr>
-      <w:bookmarkStart w:id="0" w:name="_GoBack"/>
-      <w:bookmarkEnd w:id="0"/>
     </w:p>
     <w:p>
       <w:pPr>
@@ -1934,10 +1938,11 @@
       </w:pPr>
     </w:p>
     <w:sectPr>
-      <w:headerReference r:id="rId5" w:type="first"/>
-      <w:footerReference r:id="rId8" w:type="first"/>
-      <w:footerReference r:id="rId6" w:type="default"/>
-      <w:footerReference r:id="rId7" w:type="even"/>
+      <w:headerReference r:id="rId6" w:type="first"/>
+      <w:footerReference r:id="rId9" w:type="first"/>
+      <w:headerReference r:id="rId5" w:type="default"/>
+      <w:footerReference r:id="rId7" w:type="default"/>
+      <w:footerReference r:id="rId8" w:type="even"/>
       <w:pgSz w:w="11906" w:h="16838"/>
       <w:pgMar w:top="851" w:right="567" w:bottom="1560" w:left="1418" w:header="454" w:footer="397" w:gutter="0"/>
       <w:pgNumType w:start="39"/>
@@ -2921,7 +2926,7 @@
                           <w:pPr>
                             <w:jc w:val="center"/>
                             <w:rPr>
-                              <w:rFonts w:hint="default"/>
+                              <w:rFonts w:hint="default" w:ascii="Times New Roman" w:hAnsi="Times New Roman" w:cs="Times New Roman"/>
                               <w:sz w:val="28"/>
                               <w:szCs w:val="28"/>
                               <w:lang w:val="ru-RU"/>
@@ -2929,6 +2934,7 @@
                           </w:pPr>
                           <w:r>
                             <w:rPr>
+                              <w:rFonts w:hint="default" w:ascii="Times New Roman" w:hAnsi="Times New Roman" w:cs="Times New Roman"/>
                               <w:sz w:val="28"/>
                               <w:szCs w:val="28"/>
                             </w:rPr>
@@ -2936,6 +2942,7 @@
                           </w:r>
                           <w:r>
                             <w:rPr>
+                              <w:rFonts w:hint="default" w:ascii="Times New Roman" w:hAnsi="Times New Roman" w:cs="Times New Roman"/>
                               <w:sz w:val="28"/>
                               <w:szCs w:val="28"/>
                               <w:lang w:val="ru-RU"/>
@@ -2944,6 +2951,7 @@
                           </w:r>
                           <w:r>
                             <w:rPr>
+                              <w:rFonts w:hint="default" w:ascii="Times New Roman" w:hAnsi="Times New Roman" w:cs="Times New Roman"/>
                               <w:bCs/>
                               <w:sz w:val="28"/>
                               <w:szCs w:val="28"/>
@@ -2952,7 +2960,7 @@
                           </w:r>
                           <w:r>
                             <w:rPr>
-                              <w:rFonts w:hint="default"/>
+                              <w:rFonts w:hint="default" w:ascii="Times New Roman" w:hAnsi="Times New Roman" w:cs="Times New Roman"/>
                               <w:bCs/>
                               <w:sz w:val="28"/>
                               <w:szCs w:val="28"/>
@@ -2962,6 +2970,7 @@
                           </w:r>
                           <w:r>
                             <w:rPr>
+                              <w:rFonts w:hint="default" w:ascii="Times New Roman" w:hAnsi="Times New Roman" w:cs="Times New Roman"/>
                               <w:sz w:val="28"/>
                               <w:szCs w:val="28"/>
                             </w:rPr>
@@ -2969,7 +2978,7 @@
                           </w:r>
                           <w:r>
                             <w:rPr>
-                              <w:rFonts w:hint="default"/>
+                              <w:rFonts w:hint="default" w:ascii="Times New Roman" w:hAnsi="Times New Roman" w:cs="Times New Roman"/>
                               <w:sz w:val="28"/>
                               <w:szCs w:val="28"/>
                               <w:lang w:val="ru-RU"/>
@@ -3024,7 +3033,7 @@
                     <w:pPr>
                       <w:jc w:val="center"/>
                       <w:rPr>
-                        <w:rFonts w:hint="default"/>
+                        <w:rFonts w:hint="default" w:ascii="Times New Roman" w:hAnsi="Times New Roman" w:cs="Times New Roman"/>
                         <w:sz w:val="28"/>
                         <w:szCs w:val="28"/>
                         <w:lang w:val="ru-RU"/>
@@ -3032,6 +3041,7 @@
                     </w:pPr>
                     <w:r>
                       <w:rPr>
+                        <w:rFonts w:hint="default" w:ascii="Times New Roman" w:hAnsi="Times New Roman" w:cs="Times New Roman"/>
                         <w:sz w:val="28"/>
                         <w:szCs w:val="28"/>
                       </w:rPr>
@@ -3039,6 +3049,7 @@
                     </w:r>
                     <w:r>
                       <w:rPr>
+                        <w:rFonts w:hint="default" w:ascii="Times New Roman" w:hAnsi="Times New Roman" w:cs="Times New Roman"/>
                         <w:sz w:val="28"/>
                         <w:szCs w:val="28"/>
                         <w:lang w:val="ru-RU"/>
@@ -3047,6 +3058,7 @@
                     </w:r>
                     <w:r>
                       <w:rPr>
+                        <w:rFonts w:hint="default" w:ascii="Times New Roman" w:hAnsi="Times New Roman" w:cs="Times New Roman"/>
                         <w:bCs/>
                         <w:sz w:val="28"/>
                         <w:szCs w:val="28"/>
@@ -3055,7 +3067,7 @@
                     </w:r>
                     <w:r>
                       <w:rPr>
-                        <w:rFonts w:hint="default"/>
+                        <w:rFonts w:hint="default" w:ascii="Times New Roman" w:hAnsi="Times New Roman" w:cs="Times New Roman"/>
                         <w:bCs/>
                         <w:sz w:val="28"/>
                         <w:szCs w:val="28"/>
@@ -3065,6 +3077,7 @@
                     </w:r>
                     <w:r>
                       <w:rPr>
+                        <w:rFonts w:hint="default" w:ascii="Times New Roman" w:hAnsi="Times New Roman" w:cs="Times New Roman"/>
                         <w:sz w:val="28"/>
                         <w:szCs w:val="28"/>
                       </w:rPr>
@@ -3072,7 +3085,7 @@
                     </w:r>
                     <w:r>
                       <w:rPr>
-                        <w:rFonts w:hint="default"/>
+                        <w:rFonts w:hint="default" w:ascii="Times New Roman" w:hAnsi="Times New Roman" w:cs="Times New Roman"/>
                         <w:sz w:val="28"/>
                         <w:szCs w:val="28"/>
                         <w:lang w:val="ru-RU"/>
@@ -5783,7 +5796,7 @@
                           <w:pPr>
                             <w:jc w:val="center"/>
                             <w:rPr>
-                              <w:rFonts w:hint="default"/>
+                              <w:rFonts w:hint="default" w:ascii="Times New Roman" w:hAnsi="Times New Roman" w:cs="Times New Roman"/>
                               <w:sz w:val="28"/>
                               <w:szCs w:val="28"/>
                               <w:lang w:val="ru-RU"/>
@@ -5791,6 +5804,7 @@
                           </w:pPr>
                           <w:r>
                             <w:rPr>
+                              <w:rFonts w:hint="default" w:ascii="Times New Roman" w:hAnsi="Times New Roman" w:cs="Times New Roman"/>
                               <w:sz w:val="28"/>
                               <w:szCs w:val="28"/>
                             </w:rPr>
@@ -5798,6 +5812,7 @@
                           </w:r>
                           <w:r>
                             <w:rPr>
+                              <w:rFonts w:hint="default" w:ascii="Times New Roman" w:hAnsi="Times New Roman" w:cs="Times New Roman"/>
                               <w:sz w:val="28"/>
                               <w:szCs w:val="28"/>
                               <w:lang w:val="ru-RU"/>
@@ -5806,6 +5821,7 @@
                           </w:r>
                           <w:r>
                             <w:rPr>
+                              <w:rFonts w:hint="default" w:ascii="Times New Roman" w:hAnsi="Times New Roman" w:cs="Times New Roman"/>
                               <w:bCs/>
                               <w:sz w:val="28"/>
                               <w:szCs w:val="28"/>
@@ -5814,7 +5830,7 @@
                           </w:r>
                           <w:r>
                             <w:rPr>
-                              <w:rFonts w:hint="default"/>
+                              <w:rFonts w:hint="default" w:ascii="Times New Roman" w:hAnsi="Times New Roman" w:cs="Times New Roman"/>
                               <w:bCs/>
                               <w:sz w:val="28"/>
                               <w:szCs w:val="28"/>
@@ -5824,6 +5840,7 @@
                           </w:r>
                           <w:r>
                             <w:rPr>
+                              <w:rFonts w:hint="default" w:ascii="Times New Roman" w:hAnsi="Times New Roman" w:cs="Times New Roman"/>
                               <w:sz w:val="28"/>
                               <w:szCs w:val="28"/>
                             </w:rPr>
@@ -5831,7 +5848,7 @@
                           </w:r>
                           <w:r>
                             <w:rPr>
-                              <w:rFonts w:hint="default"/>
+                              <w:rFonts w:hint="default" w:ascii="Times New Roman" w:hAnsi="Times New Roman" w:cs="Times New Roman"/>
                               <w:sz w:val="28"/>
                               <w:szCs w:val="28"/>
                               <w:lang w:val="ru-RU"/>
@@ -5886,7 +5903,7 @@
                     <w:pPr>
                       <w:jc w:val="center"/>
                       <w:rPr>
-                        <w:rFonts w:hint="default"/>
+                        <w:rFonts w:hint="default" w:ascii="Times New Roman" w:hAnsi="Times New Roman" w:cs="Times New Roman"/>
                         <w:sz w:val="28"/>
                         <w:szCs w:val="28"/>
                         <w:lang w:val="ru-RU"/>
@@ -5894,6 +5911,7 @@
                     </w:pPr>
                     <w:r>
                       <w:rPr>
+                        <w:rFonts w:hint="default" w:ascii="Times New Roman" w:hAnsi="Times New Roman" w:cs="Times New Roman"/>
                         <w:sz w:val="28"/>
                         <w:szCs w:val="28"/>
                       </w:rPr>
@@ -5901,6 +5919,7 @@
                     </w:r>
                     <w:r>
                       <w:rPr>
+                        <w:rFonts w:hint="default" w:ascii="Times New Roman" w:hAnsi="Times New Roman" w:cs="Times New Roman"/>
                         <w:sz w:val="28"/>
                         <w:szCs w:val="28"/>
                         <w:lang w:val="ru-RU"/>
@@ -5909,6 +5928,7 @@
                     </w:r>
                     <w:r>
                       <w:rPr>
+                        <w:rFonts w:hint="default" w:ascii="Times New Roman" w:hAnsi="Times New Roman" w:cs="Times New Roman"/>
                         <w:bCs/>
                         <w:sz w:val="28"/>
                         <w:szCs w:val="28"/>
@@ -5917,7 +5937,7 @@
                     </w:r>
                     <w:r>
                       <w:rPr>
-                        <w:rFonts w:hint="default"/>
+                        <w:rFonts w:hint="default" w:ascii="Times New Roman" w:hAnsi="Times New Roman" w:cs="Times New Roman"/>
                         <w:bCs/>
                         <w:sz w:val="28"/>
                         <w:szCs w:val="28"/>
@@ -5927,6 +5947,7 @@
                     </w:r>
                     <w:r>
                       <w:rPr>
+                        <w:rFonts w:hint="default" w:ascii="Times New Roman" w:hAnsi="Times New Roman" w:cs="Times New Roman"/>
                         <w:sz w:val="28"/>
                         <w:szCs w:val="28"/>
                       </w:rPr>
@@ -5934,7 +5955,7 @@
                     </w:r>
                     <w:r>
                       <w:rPr>
-                        <w:rFonts w:hint="default"/>
+                        <w:rFonts w:hint="default" w:ascii="Times New Roman" w:hAnsi="Times New Roman" w:cs="Times New Roman"/>
                         <w:sz w:val="28"/>
                         <w:szCs w:val="28"/>
                         <w:lang w:val="ru-RU"/>
@@ -7762,6 +7783,18 @@
     <w:pPr>
       <w:pStyle w:val="17"/>
     </w:pPr>
+    <w:bookmarkStart w:id="0" w:name="_GoBack"/>
+    <w:bookmarkEnd w:id="0"/>
+  </w:p>
+</w:hdr>
+</file>
+
+<file path=word/header2.xml><?xml version="1.0" encoding="utf-8"?>
+<w:hdr xmlns:wpc="http://schemas.microsoft.com/office/word/2010/wordprocessingCanvas" xmlns:mc="http://schemas.openxmlformats.org/markup-compatibility/2006" xmlns:o="urn:schemas-microsoft-com:office:office" xmlns:r="http://schemas.openxmlformats.org/officeDocument/2006/relationships" xmlns:m="http://schemas.openxmlformats.org/officeDocument/2006/math" xmlns:v="urn:schemas-microsoft-com:vml" xmlns:wp14="http://schemas.microsoft.com/office/word/2010/wordprocessingDrawing" xmlns:wp="http://schemas.openxmlformats.org/drawingml/2006/wordprocessingDrawing" xmlns:w10="urn:schemas-microsoft-com:office:word" xmlns:w="http://schemas.openxmlformats.org/wordprocessingml/2006/main" xmlns:w14="http://schemas.microsoft.com/office/word/2010/wordml" xmlns:w15="http://schemas.microsoft.com/office/word/2012/wordml" xmlns:wpg="http://schemas.microsoft.com/office/word/2010/wordprocessingGroup" xmlns:wpi="http://schemas.microsoft.com/office/word/2010/wordprocessingInk" xmlns:wne="http://schemas.microsoft.com/office/word/2006/wordml" xmlns:wps="http://schemas.microsoft.com/office/word/2010/wordprocessingShape" xmlns:wpsCustomData="http://www.wps.cn/officeDocument/2013/wpsCustomData" mc:Ignorable="w14 w15 wp14">
+  <w:p>
+    <w:pPr>
+      <w:pStyle w:val="17"/>
+    </w:pPr>
     <w:r>
       <w:rPr>
         <w:rFonts w:ascii="GOST type B" w:hAnsi="GOST type B"/>
@@ -7950,7 +7983,7 @@
     <w:lsdException w:uiPriority="99" w:name="Body Text 3"/>
     <w:lsdException w:qFormat="1" w:unhideWhenUsed="0" w:uiPriority="0" w:semiHidden="0" w:name="Body Text Indent 2"/>
     <w:lsdException w:qFormat="1" w:unhideWhenUsed="0" w:uiPriority="0" w:semiHidden="0" w:name="Body Text Indent 3"/>
-    <w:lsdException w:unhideWhenUsed="0" w:uiPriority="0" w:semiHidden="0" w:name="Block Text"/>
+    <w:lsdException w:qFormat="1" w:unhideWhenUsed="0" w:uiPriority="0" w:semiHidden="0" w:name="Block Text"/>
     <w:lsdException w:uiPriority="99" w:semiHidden="0" w:name="Hyperlink"/>
     <w:lsdException w:uiPriority="99" w:name="FollowedHyperlink"/>
     <w:lsdException w:qFormat="1" w:unhideWhenUsed="0" w:uiPriority="22" w:semiHidden="0" w:name="Strong"/>
@@ -8320,6 +8353,7 @@
   <w:style w:type="paragraph" w:styleId="25">
     <w:name w:val="Block Text"/>
     <w:basedOn w:val="1"/>
+    <w:qFormat/>
     <w:uiPriority w:val="0"/>
     <w:pPr>
       <w:spacing w:line="360" w:lineRule="auto"/>

--- a/Word/Дубровский_07_.docx
+++ b/Word/Дубровский_07_.docx
@@ -44,7 +44,7 @@
           <w:szCs w:val="32"/>
           <w:lang w:val="ru-RU"/>
         </w:rPr>
-        <w:t xml:space="preserve"> </w:t>
+        <w:t xml:space="preserve">  </w:t>
       </w:r>
       <w:r>
         <w:rPr>
@@ -115,6 +115,8 @@
         </w:rPr>
         <w:t>Задание. Найти слова, в которых встречаются более трех подряд идущих согласных (например: страница).</w:t>
       </w:r>
+      <w:bookmarkStart w:id="0" w:name="_GoBack"/>
+      <w:bookmarkEnd w:id="0"/>
     </w:p>
     <w:p>
       <w:pPr>
@@ -7783,8 +7785,6 @@
     <w:pPr>
       <w:pStyle w:val="17"/>
     </w:pPr>
-    <w:bookmarkStart w:id="0" w:name="_GoBack"/>
-    <w:bookmarkEnd w:id="0"/>
   </w:p>
 </w:hdr>
 </file>

--- a/Word/Дубровский_07_.docx
+++ b/Word/Дубровский_07_.docx
@@ -115,8 +115,6 @@
         </w:rPr>
         <w:t>Задание. Найти слова, в которых встречаются более трех подряд идущих согласных (например: страница).</w:t>
       </w:r>
-      <w:bookmarkStart w:id="0" w:name="_GoBack"/>
-      <w:bookmarkEnd w:id="0"/>
     </w:p>
     <w:p>
       <w:pPr>
@@ -2886,6 +2884,8 @@
         </mc:Fallback>
       </mc:AlternateContent>
     </w:r>
+    <w:bookmarkStart w:id="0" w:name="_GoBack"/>
+    <w:bookmarkEnd w:id="0"/>
     <w:r>
       <mc:AlternateContent>
         <mc:Choice Requires="wps">
@@ -2976,7 +2976,24 @@
                               <w:sz w:val="28"/>
                               <w:szCs w:val="28"/>
                             </w:rPr>
-                            <w:t>.25.0</w:t>
+                            <w:t>.2</w:t>
+                          </w:r>
+                          <w:r>
+                            <w:rPr>
+                              <w:rFonts w:hint="default" w:ascii="Times New Roman" w:hAnsi="Times New Roman" w:cs="Times New Roman"/>
+                              <w:sz w:val="28"/>
+                              <w:szCs w:val="28"/>
+                              <w:lang w:val="ru-RU"/>
+                            </w:rPr>
+                            <w:t>6</w:t>
+                          </w:r>
+                          <w:r>
+                            <w:rPr>
+                              <w:rFonts w:hint="default" w:ascii="Times New Roman" w:hAnsi="Times New Roman" w:cs="Times New Roman"/>
+                              <w:sz w:val="28"/>
+                              <w:szCs w:val="28"/>
+                            </w:rPr>
+                            <w:t>.0</w:t>
                           </w:r>
                           <w:r>
                             <w:rPr>
@@ -3083,7 +3100,24 @@
                         <w:sz w:val="28"/>
                         <w:szCs w:val="28"/>
                       </w:rPr>
-                      <w:t>.25.0</w:t>
+                      <w:t>.2</w:t>
+                    </w:r>
+                    <w:r>
+                      <w:rPr>
+                        <w:rFonts w:hint="default" w:ascii="Times New Roman" w:hAnsi="Times New Roman" w:cs="Times New Roman"/>
+                        <w:sz w:val="28"/>
+                        <w:szCs w:val="28"/>
+                        <w:lang w:val="ru-RU"/>
+                      </w:rPr>
+                      <w:t>6</w:t>
+                    </w:r>
+                    <w:r>
+                      <w:rPr>
+                        <w:rFonts w:hint="default" w:ascii="Times New Roman" w:hAnsi="Times New Roman" w:cs="Times New Roman"/>
+                        <w:sz w:val="28"/>
+                        <w:szCs w:val="28"/>
+                      </w:rPr>
+                      <w:t>.0</w:t>
                     </w:r>
                     <w:r>
                       <w:rPr>
@@ -4577,9 +4611,10 @@
                         <w:p>
                           <w:pPr>
                             <w:rPr>
-                              <w:rFonts w:ascii="Times New Roman" w:hAnsi="Times New Roman"/>
+                              <w:rFonts w:hint="default" w:ascii="Times New Roman" w:hAnsi="Times New Roman"/>
                               <w:sz w:val="16"/>
                               <w:szCs w:val="18"/>
+                              <w:lang w:val="ru-RU"/>
                             </w:rPr>
                           </w:pPr>
                           <w:r>
@@ -4587,10 +4622,21 @@
                               <w:rFonts w:ascii="Times New Roman" w:hAnsi="Times New Roman"/>
                               <w:sz w:val="15"/>
                               <w:szCs w:val="15"/>
-                            </w:rPr>
-                            <w:t>Толочко П.С.</w:t>
+                              <w:lang w:val="ru-RU"/>
+                            </w:rPr>
+                            <w:t>Новик</w:t>
+                          </w:r>
+                          <w:r>
+                            <w:rPr>
+                              <w:rFonts w:hint="default" w:ascii="Times New Roman" w:hAnsi="Times New Roman"/>
+                              <w:sz w:val="15"/>
+                              <w:szCs w:val="15"/>
+                              <w:lang w:val="ru-RU"/>
+                            </w:rPr>
+                            <w:t xml:space="preserve"> А.И.</w:t>
                           </w:r>
                         </w:p>
+                        <w:p/>
                       </w:txbxContent>
                     </wps:txbx>
                     <wps:bodyPr rot="0" vert="horz" wrap="square" lIns="0" tIns="0" rIns="0" bIns="0" anchor="t" anchorCtr="0" upright="1">
@@ -4614,9 +4660,10 @@
                   <w:p>
                     <w:pPr>
                       <w:rPr>
-                        <w:rFonts w:ascii="Times New Roman" w:hAnsi="Times New Roman"/>
+                        <w:rFonts w:hint="default" w:ascii="Times New Roman" w:hAnsi="Times New Roman"/>
                         <w:sz w:val="16"/>
                         <w:szCs w:val="18"/>
+                        <w:lang w:val="ru-RU"/>
                       </w:rPr>
                     </w:pPr>
                     <w:r>
@@ -4624,10 +4671,21 @@
                         <w:rFonts w:ascii="Times New Roman" w:hAnsi="Times New Roman"/>
                         <w:sz w:val="15"/>
                         <w:szCs w:val="15"/>
-                      </w:rPr>
-                      <w:t>Толочко П.С.</w:t>
+                        <w:lang w:val="ru-RU"/>
+                      </w:rPr>
+                      <w:t>Новик</w:t>
+                    </w:r>
+                    <w:r>
+                      <w:rPr>
+                        <w:rFonts w:hint="default" w:ascii="Times New Roman" w:hAnsi="Times New Roman"/>
+                        <w:sz w:val="15"/>
+                        <w:szCs w:val="15"/>
+                        <w:lang w:val="ru-RU"/>
+                      </w:rPr>
+                      <w:t xml:space="preserve"> А.И.</w:t>
                     </w:r>
                   </w:p>
+                  <w:p/>
                 </w:txbxContent>
               </v:textbox>
             </v:shape>
@@ -5846,7 +5904,24 @@
                               <w:sz w:val="28"/>
                               <w:szCs w:val="28"/>
                             </w:rPr>
-                            <w:t>.25.0</w:t>
+                            <w:t>.2</w:t>
+                          </w:r>
+                          <w:r>
+                            <w:rPr>
+                              <w:rFonts w:hint="default" w:ascii="Times New Roman" w:hAnsi="Times New Roman" w:cs="Times New Roman"/>
+                              <w:sz w:val="28"/>
+                              <w:szCs w:val="28"/>
+                              <w:lang w:val="ru-RU"/>
+                            </w:rPr>
+                            <w:t>6</w:t>
+                          </w:r>
+                          <w:r>
+                            <w:rPr>
+                              <w:rFonts w:hint="default" w:ascii="Times New Roman" w:hAnsi="Times New Roman" w:cs="Times New Roman"/>
+                              <w:sz w:val="28"/>
+                              <w:szCs w:val="28"/>
+                            </w:rPr>
+                            <w:t>.0</w:t>
                           </w:r>
                           <w:r>
                             <w:rPr>
@@ -5953,7 +6028,24 @@
                         <w:sz w:val="28"/>
                         <w:szCs w:val="28"/>
                       </w:rPr>
-                      <w:t>.25.0</w:t>
+                      <w:t>.2</w:t>
+                    </w:r>
+                    <w:r>
+                      <w:rPr>
+                        <w:rFonts w:hint="default" w:ascii="Times New Roman" w:hAnsi="Times New Roman" w:cs="Times New Roman"/>
+                        <w:sz w:val="28"/>
+                        <w:szCs w:val="28"/>
+                        <w:lang w:val="ru-RU"/>
+                      </w:rPr>
+                      <w:t>6</w:t>
+                    </w:r>
+                    <w:r>
+                      <w:rPr>
+                        <w:rFonts w:hint="default" w:ascii="Times New Roman" w:hAnsi="Times New Roman" w:cs="Times New Roman"/>
+                        <w:sz w:val="28"/>
+                        <w:szCs w:val="28"/>
+                      </w:rPr>
+                      <w:t>.0</w:t>
                     </w:r>
                     <w:r>
                       <w:rPr>
@@ -7918,7 +8010,7 @@
     <w:lsdException w:uiPriority="99" w:name="index 7"/>
     <w:lsdException w:uiPriority="99" w:name="index 8"/>
     <w:lsdException w:uiPriority="99" w:name="index 9"/>
-    <w:lsdException w:unhideWhenUsed="0" w:uiPriority="0" w:name="toc 1"/>
+    <w:lsdException w:qFormat="1" w:unhideWhenUsed="0" w:uiPriority="0" w:name="toc 1"/>
     <w:lsdException w:qFormat="1" w:unhideWhenUsed="0" w:uiPriority="0" w:name="toc 2"/>
     <w:lsdException w:uiPriority="39" w:name="toc 3"/>
     <w:lsdException w:uiPriority="39" w:name="toc 4"/>
@@ -7930,7 +8022,7 @@
     <w:lsdException w:uiPriority="99" w:name="Normal Indent"/>
     <w:lsdException w:uiPriority="99" w:name="footnote text"/>
     <w:lsdException w:uiPriority="99" w:name="annotation text"/>
-    <w:lsdException w:unhideWhenUsed="0" w:uiPriority="0" w:semiHidden="0" w:name="header"/>
+    <w:lsdException w:qFormat="1" w:unhideWhenUsed="0" w:uiPriority="0" w:semiHidden="0" w:name="header"/>
     <w:lsdException w:unhideWhenUsed="0" w:uiPriority="0" w:semiHidden="0" w:name="footer"/>
     <w:lsdException w:uiPriority="99" w:name="index heading"/>
     <w:lsdException w:qFormat="1" w:uiPriority="35" w:name="caption"/>
@@ -7940,7 +8032,7 @@
     <w:lsdException w:uiPriority="99" w:name="footnote reference"/>
     <w:lsdException w:uiPriority="99" w:name="annotation reference"/>
     <w:lsdException w:uiPriority="99" w:name="line number"/>
-    <w:lsdException w:unhideWhenUsed="0" w:uiPriority="0" w:semiHidden="0" w:name="page number"/>
+    <w:lsdException w:qFormat="1" w:unhideWhenUsed="0" w:uiPriority="0" w:semiHidden="0" w:name="page number"/>
     <w:lsdException w:uiPriority="99" w:name="endnote reference"/>
     <w:lsdException w:uiPriority="99" w:name="endnote text"/>
     <w:lsdException w:uiPriority="99" w:name="table of authorities"/>
@@ -7964,8 +8056,8 @@
     <w:lsdException w:qFormat="1" w:unhideWhenUsed="0" w:uiPriority="10" w:semiHidden="0" w:name="Title"/>
     <w:lsdException w:uiPriority="99" w:name="Closing"/>
     <w:lsdException w:uiPriority="99" w:name="Signature"/>
-    <w:lsdException w:uiPriority="1" w:name="Default Paragraph Font"/>
-    <w:lsdException w:unhideWhenUsed="0" w:uiPriority="0" w:semiHidden="0" w:name="Body Text"/>
+    <w:lsdException w:qFormat="1" w:uiPriority="1" w:name="Default Paragraph Font"/>
+    <w:lsdException w:qFormat="1" w:unhideWhenUsed="0" w:uiPriority="0" w:semiHidden="0" w:name="Body Text"/>
     <w:lsdException w:qFormat="1" w:unhideWhenUsed="0" w:uiPriority="0" w:semiHidden="0" w:name="Body Text Indent"/>
     <w:lsdException w:uiPriority="99" w:name="List Continue"/>
     <w:lsdException w:uiPriority="99" w:name="List Continue 2"/>
@@ -7984,11 +8076,11 @@
     <w:lsdException w:qFormat="1" w:unhideWhenUsed="0" w:uiPriority="0" w:semiHidden="0" w:name="Body Text Indent 2"/>
     <w:lsdException w:qFormat="1" w:unhideWhenUsed="0" w:uiPriority="0" w:semiHidden="0" w:name="Body Text Indent 3"/>
     <w:lsdException w:qFormat="1" w:unhideWhenUsed="0" w:uiPriority="0" w:semiHidden="0" w:name="Block Text"/>
-    <w:lsdException w:uiPriority="99" w:semiHidden="0" w:name="Hyperlink"/>
+    <w:lsdException w:qFormat="1" w:uiPriority="99" w:semiHidden="0" w:name="Hyperlink"/>
     <w:lsdException w:uiPriority="99" w:name="FollowedHyperlink"/>
     <w:lsdException w:qFormat="1" w:unhideWhenUsed="0" w:uiPriority="22" w:semiHidden="0" w:name="Strong"/>
     <w:lsdException w:qFormat="1" w:unhideWhenUsed="0" w:uiPriority="0" w:semiHidden="0" w:name="Emphasis"/>
-    <w:lsdException w:unhideWhenUsed="0" w:uiPriority="0" w:semiHidden="0" w:name="Document Map"/>
+    <w:lsdException w:qFormat="1" w:unhideWhenUsed="0" w:uiPriority="0" w:semiHidden="0" w:name="Document Map"/>
     <w:lsdException w:uiPriority="99" w:name="Plain Text"/>
     <w:lsdException w:uiPriority="99" w:name="E-mail Signature"/>
     <w:lsdException w:qFormat="1" w:unhideWhenUsed="0" w:uiPriority="0" w:semiHidden="0" w:name="Normal (Web)"/>
@@ -8046,10 +8138,10 @@
     <w:lsdException w:uiPriority="99" w:name="Table Web 1"/>
     <w:lsdException w:uiPriority="99" w:name="Table Web 2"/>
     <w:lsdException w:uiPriority="99" w:name="Table Web 3"/>
-    <w:lsdException w:unhideWhenUsed="0" w:uiPriority="0" w:semiHidden="0" w:name="Balloon Text"/>
+    <w:lsdException w:qFormat="1" w:unhideWhenUsed="0" w:uiPriority="0" w:semiHidden="0" w:name="Balloon Text"/>
     <w:lsdException w:qFormat="1" w:unhideWhenUsed="0" w:uiPriority="59" w:semiHidden="0" w:name="Table Grid"/>
     <w:lsdException w:uiPriority="99" w:name="Table Theme"/>
-    <w:lsdException w:unhideWhenUsed="0" w:uiPriority="99" w:name="Placeholder Text"/>
+    <w:lsdException w:qFormat="1" w:unhideWhenUsed="0" w:uiPriority="99" w:name="Placeholder Text"/>
     <w:lsdException w:qFormat="1" w:unhideWhenUsed="0" w:uiPriority="1" w:semiHidden="0" w:name="No Spacing"/>
     <w:lsdException w:qFormat="1" w:unhideWhenUsed="0" w:uiPriority="34" w:semiHidden="0" w:name="List Paragraph"/>
   </w:latentStyles>
@@ -8178,6 +8270,7 @@
     <w:name w:val="Default Paragraph Font"/>
     <w:semiHidden/>
     <w:unhideWhenUsed/>
+    <w:qFormat/>
     <w:uiPriority w:val="1"/>
   </w:style>
   <w:style w:type="table" w:default="1" w:styleId="9">
@@ -8207,6 +8300,7 @@
   <w:style w:type="character" w:styleId="11">
     <w:name w:val="Hyperlink"/>
     <w:unhideWhenUsed/>
+    <w:qFormat/>
     <w:uiPriority w:val="99"/>
     <w:rPr>
       <w:color w:val="0000FF"/>
@@ -8216,12 +8310,14 @@
   <w:style w:type="character" w:styleId="12">
     <w:name w:val="page number"/>
     <w:basedOn w:val="8"/>
+    <w:qFormat/>
     <w:uiPriority w:val="0"/>
   </w:style>
   <w:style w:type="paragraph" w:styleId="13">
     <w:name w:val="Balloon Text"/>
     <w:basedOn w:val="1"/>
     <w:link w:val="32"/>
+    <w:qFormat/>
     <w:uiPriority w:val="0"/>
     <w:rPr>
       <w:rFonts w:ascii="Tahoma" w:hAnsi="Tahoma" w:cs="Tahoma"/>
@@ -8257,6 +8353,7 @@
     <w:name w:val="Document Map"/>
     <w:basedOn w:val="1"/>
     <w:link w:val="43"/>
+    <w:qFormat/>
     <w:uiPriority w:val="0"/>
     <w:rPr>
       <w:rFonts w:ascii="Tahoma" w:hAnsi="Tahoma" w:cs="Tahoma"/>
@@ -8268,6 +8365,7 @@
     <w:name w:val="header"/>
     <w:basedOn w:val="1"/>
     <w:link w:val="27"/>
+    <w:qFormat/>
     <w:uiPriority w:val="0"/>
     <w:pPr>
       <w:tabs>
@@ -8279,6 +8377,7 @@
   <w:style w:type="paragraph" w:styleId="18">
     <w:name w:val="Body Text"/>
     <w:basedOn w:val="1"/>
+    <w:qFormat/>
     <w:uiPriority w:val="0"/>
     <w:rPr>
       <w:sz w:val="28"/>
@@ -8291,6 +8390,7 @@
     <w:next w:val="1"/>
     <w:autoRedefine/>
     <w:semiHidden/>
+    <w:qFormat/>
     <w:uiPriority w:val="0"/>
   </w:style>
   <w:style w:type="paragraph" w:styleId="20">
@@ -8450,6 +8550,7 @@
   <w:style w:type="character" w:customStyle="1" w:styleId="32">
     <w:name w:val="Текст выноски Знак"/>
     <w:link w:val="13"/>
+    <w:qFormat/>
     <w:uiPriority w:val="0"/>
     <w:rPr>
       <w:rFonts w:ascii="Tahoma" w:hAnsi="Tahoma" w:cs="Tahoma"/>
@@ -8460,6 +8561,7 @@
   <w:style w:type="character" w:styleId="33">
     <w:name w:val="Placeholder Text"/>
     <w:semiHidden/>
+    <w:qFormat/>
     <w:uiPriority w:val="99"/>
     <w:rPr>
       <w:color w:val="808080"/>
@@ -8468,6 +8570,7 @@
   <w:style w:type="character" w:customStyle="1" w:styleId="34">
     <w:name w:val="Заголовок 7 Знак"/>
     <w:link w:val="7"/>
+    <w:qFormat/>
     <w:uiPriority w:val="0"/>
     <w:rPr>
       <w:rFonts w:ascii="Calibri" w:hAnsi="Calibri"/>
@@ -8478,6 +8581,7 @@
   <w:style w:type="paragraph" w:customStyle="1" w:styleId="35">
     <w:name w:val="Чертежный"/>
     <w:link w:val="48"/>
+    <w:qFormat/>
     <w:uiPriority w:val="0"/>
     <w:pPr>
       <w:jc w:val="both"/>
@@ -8491,6 +8595,7 @@
   </w:style>
   <w:style w:type="paragraph" w:customStyle="1" w:styleId="36">
     <w:name w:val="Обычный1"/>
+    <w:qFormat/>
     <w:uiPriority w:val="0"/>
     <w:pPr>
       <w:snapToGrid w:val="0"/>
@@ -8513,6 +8618,7 @@
   </w:style>
   <w:style w:type="paragraph" w:customStyle="1" w:styleId="38">
     <w:name w:val="Обычный11"/>
+    <w:qFormat/>
     <w:uiPriority w:val="0"/>
     <w:pPr>
       <w:snapToGrid w:val="0"/>
@@ -8525,6 +8631,7 @@
   <w:style w:type="table" w:customStyle="1" w:styleId="39">
     <w:name w:val="Сетка таблицы1"/>
     <w:basedOn w:val="9"/>
+    <w:qFormat/>
     <w:uiPriority w:val="0"/>
     <w:tblPr>
       <w:tblBorders>
@@ -8555,6 +8662,7 @@
   <w:style w:type="character" w:customStyle="1" w:styleId="41">
     <w:name w:val="Заголовок 2 Знак"/>
     <w:link w:val="3"/>
+    <w:qFormat/>
     <w:uiPriority w:val="0"/>
     <w:rPr>
       <w:rFonts w:ascii="GOST type B" w:hAnsi="GOST type B"/>
@@ -8566,11 +8674,13 @@
     <w:name w:val="Нижний колонтитул Знак"/>
     <w:basedOn w:val="8"/>
     <w:link w:val="22"/>
+    <w:qFormat/>
     <w:uiPriority w:val="0"/>
   </w:style>
   <w:style w:type="character" w:customStyle="1" w:styleId="43">
     <w:name w:val="Схема документа Знак"/>
     <w:link w:val="16"/>
+    <w:qFormat/>
     <w:uiPriority w:val="0"/>
     <w:rPr>
       <w:rFonts w:ascii="Tahoma" w:hAnsi="Tahoma" w:cs="Tahoma"/>
@@ -8581,6 +8691,7 @@
   <w:style w:type="character" w:customStyle="1" w:styleId="44">
     <w:name w:val="Заголовок 1 Знак"/>
     <w:link w:val="2"/>
+    <w:qFormat/>
     <w:uiPriority w:val="0"/>
     <w:rPr>
       <w:rFonts w:ascii="GOST type B" w:hAnsi="GOST type B"/>
@@ -8591,6 +8702,7 @@
   <w:style w:type="character" w:customStyle="1" w:styleId="45">
     <w:name w:val="Заголовок 3 Знак"/>
     <w:link w:val="4"/>
+    <w:qFormat/>
     <w:uiPriority w:val="0"/>
     <w:rPr>
       <w:rFonts w:ascii="GOST type B" w:hAnsi="GOST type B"/>
@@ -8600,6 +8712,7 @@
   </w:style>
   <w:style w:type="paragraph" w:customStyle="1" w:styleId="46">
     <w:name w:val="Default"/>
+    <w:qFormat/>
     <w:uiPriority w:val="0"/>
     <w:pPr>
       <w:autoSpaceDE w:val="0"/>
@@ -8628,6 +8741,7 @@
   <w:style w:type="character" w:customStyle="1" w:styleId="48">
     <w:name w:val="Чертежный Знак"/>
     <w:link w:val="35"/>
+    <w:qFormat/>
     <w:locked/>
     <w:uiPriority w:val="0"/>
     <w:rPr>
